--- a/Requirements.docx
+++ b/Requirements.docx
@@ -639,7 +639,20 @@
               <w:rPr>
                 <w:lang w:val="en-GB"/>
               </w:rPr>
-              <w:t xml:space="preserve">Matplotlib / Seaborn / </w:t>
+              <w:t xml:space="preserve">Matplotlib </w:t>
+            </w:r>
+          </w:p>
+          <w:p>
+            <w:pPr>
+              <w:rPr>
+                <w:lang w:val="en-GB"/>
+              </w:rPr>
+            </w:pPr>
+            <w:r>
+              <w:rPr>
+                <w:lang w:val="en-GB"/>
+              </w:rPr>
+              <w:t xml:space="preserve"> </w:t>
             </w:r>
             <w:proofErr w:type="spellStart"/>
             <w:r>
@@ -1434,6 +1447,7 @@
   <w:style w:type="character" w:default="1" w:styleId="DefaultParagraphFont">
     <w:name w:val="Default Paragraph Font"/>
     <w:uiPriority w:val="1"/>
+    <w:semiHidden/>
     <w:unhideWhenUsed/>
   </w:style>
   <w:style w:type="table" w:default="1" w:styleId="TableNormal">

--- a/Requirements.docx
+++ b/Requirements.docx
@@ -44,7 +44,7 @@
     </w:p>
     <w:tbl>
       <w:tblPr>
-        <w:tblW w:w="8685" w:type="dxa"/>
+        <w:tblW w:w="3472" w:type="dxa"/>
         <w:tblBorders>
           <w:insideH w:val="nil"/>
           <w:insideV w:val="nil"/>
@@ -54,7 +54,6 @@
       </w:tblPr>
       <w:tblGrid>
         <w:gridCol w:w="3472"/>
-        <w:gridCol w:w="5213"/>
       </w:tblGrid>
       <w:tr>
         <w:trPr>
@@ -62,7 +61,7 @@
         </w:trPr>
         <w:tc>
           <w:tcPr>
-            <w:tcW w:w="3470" w:type="dxa"/>
+            <w:tcW w:w="3472" w:type="dxa"/>
             <w:tcBorders>
               <w:top w:val="nil"/>
               <w:left w:val="nil"/>
@@ -80,754 +79,171 @@
           <w:p>
             <w:pPr>
               <w:rPr>
+                <w:sz w:val="24"/>
+                <w:szCs w:val="24"/>
                 <w:lang w:val="en-GB"/>
               </w:rPr>
             </w:pPr>
             <w:r>
               <w:rPr>
-                <w:b/>
-                <w:bCs/>
-                <w:lang w:val="en-GB"/>
-              </w:rPr>
-              <w:t>Tool</w:t>
-            </w:r>
-          </w:p>
-        </w:tc>
-        <w:tc>
-          <w:tcPr>
-            <w:tcW w:w="5210" w:type="dxa"/>
-            <w:tcBorders>
-              <w:top w:val="nil"/>
-              <w:left w:val="nil"/>
-              <w:bottom w:val="nil"/>
-              <w:right w:val="nil"/>
-            </w:tcBorders>
-            <w:tcMar>
-              <w:top w:w="100" w:type="dxa"/>
-              <w:left w:w="100" w:type="dxa"/>
-              <w:bottom w:w="100" w:type="dxa"/>
-              <w:right w:w="100" w:type="dxa"/>
-            </w:tcMar>
-            <w:hideMark/>
-          </w:tcPr>
-          <w:p>
-            <w:pPr>
-              <w:rPr>
-                <w:lang w:val="en-GB"/>
-              </w:rPr>
-            </w:pPr>
-            <w:r>
-              <w:rPr>
-                <w:b/>
-                <w:bCs/>
-                <w:lang w:val="en-GB"/>
-              </w:rPr>
-              <w:t>Purpose</w:t>
-            </w:r>
-          </w:p>
-        </w:tc>
-      </w:tr>
-      <w:tr>
-        <w:trPr>
-          <w:trHeight w:val="500"/>
-        </w:trPr>
-        <w:tc>
-          <w:tcPr>
-            <w:tcW w:w="3470" w:type="dxa"/>
-            <w:tcBorders>
-              <w:top w:val="nil"/>
-              <w:left w:val="nil"/>
-              <w:bottom w:val="nil"/>
-              <w:right w:val="nil"/>
-            </w:tcBorders>
-            <w:tcMar>
-              <w:top w:w="100" w:type="dxa"/>
-              <w:left w:w="100" w:type="dxa"/>
-              <w:bottom w:w="100" w:type="dxa"/>
-              <w:right w:w="100" w:type="dxa"/>
-            </w:tcMar>
-            <w:hideMark/>
-          </w:tcPr>
-          <w:p>
-            <w:pPr>
-              <w:rPr>
-                <w:lang w:val="en-GB"/>
-              </w:rPr>
-            </w:pPr>
-            <w:r>
-              <w:rPr>
-                <w:lang w:val="en-GB"/>
-              </w:rPr>
-              <w:t>Python 3.x</w:t>
-            </w:r>
-          </w:p>
-        </w:tc>
-        <w:tc>
-          <w:tcPr>
-            <w:tcW w:w="5210" w:type="dxa"/>
-            <w:tcBorders>
-              <w:top w:val="nil"/>
-              <w:left w:val="nil"/>
-              <w:bottom w:val="nil"/>
-              <w:right w:val="nil"/>
-            </w:tcBorders>
-            <w:tcMar>
-              <w:top w:w="100" w:type="dxa"/>
-              <w:left w:w="100" w:type="dxa"/>
-              <w:bottom w:w="100" w:type="dxa"/>
-              <w:right w:w="100" w:type="dxa"/>
-            </w:tcMar>
-            <w:hideMark/>
-          </w:tcPr>
-          <w:p>
-            <w:pPr>
-              <w:rPr>
-                <w:lang w:val="en-GB"/>
-              </w:rPr>
-            </w:pPr>
-            <w:r>
-              <w:rPr>
-                <w:lang w:val="en-GB"/>
-              </w:rPr>
-              <w:t>Main programming language</w:t>
-            </w:r>
-          </w:p>
-        </w:tc>
-      </w:tr>
-      <w:tr>
-        <w:trPr>
-          <w:trHeight w:val="500"/>
-        </w:trPr>
-        <w:tc>
-          <w:tcPr>
-            <w:tcW w:w="3470" w:type="dxa"/>
-            <w:tcBorders>
-              <w:top w:val="nil"/>
-              <w:left w:val="nil"/>
-              <w:bottom w:val="nil"/>
-              <w:right w:val="nil"/>
-            </w:tcBorders>
-            <w:tcMar>
-              <w:top w:w="100" w:type="dxa"/>
-              <w:left w:w="100" w:type="dxa"/>
-              <w:bottom w:w="100" w:type="dxa"/>
-              <w:right w:w="100" w:type="dxa"/>
-            </w:tcMar>
-            <w:hideMark/>
-          </w:tcPr>
-          <w:p>
-            <w:pPr>
-              <w:rPr>
-                <w:lang w:val="en-GB"/>
-              </w:rPr>
-            </w:pPr>
-            <w:r>
-              <w:rPr>
-                <w:lang w:val="en-GB"/>
-              </w:rPr>
-              <w:t xml:space="preserve">Jupyter Notebook / Google </w:t>
-            </w:r>
-            <w:proofErr w:type="spellStart"/>
-            <w:r>
-              <w:rPr>
-                <w:lang w:val="en-GB"/>
-              </w:rPr>
-              <w:t>Colab</w:t>
-            </w:r>
-            <w:proofErr w:type="spellEnd"/>
-          </w:p>
-        </w:tc>
-        <w:tc>
-          <w:tcPr>
-            <w:tcW w:w="5210" w:type="dxa"/>
-            <w:tcBorders>
-              <w:top w:val="nil"/>
-              <w:left w:val="nil"/>
-              <w:bottom w:val="nil"/>
-              <w:right w:val="nil"/>
-            </w:tcBorders>
-            <w:tcMar>
-              <w:top w:w="100" w:type="dxa"/>
-              <w:left w:w="100" w:type="dxa"/>
-              <w:bottom w:w="100" w:type="dxa"/>
-              <w:right w:w="100" w:type="dxa"/>
-            </w:tcMar>
-            <w:hideMark/>
-          </w:tcPr>
-          <w:p>
-            <w:pPr>
-              <w:rPr>
-                <w:lang w:val="en-GB"/>
-              </w:rPr>
-            </w:pPr>
-            <w:r>
-              <w:rPr>
-                <w:lang w:val="en-GB"/>
-              </w:rPr>
-              <w:t>To write and run your code</w:t>
-            </w:r>
-          </w:p>
-        </w:tc>
-      </w:tr>
-      <w:tr>
-        <w:trPr>
-          <w:trHeight w:val="500"/>
-        </w:trPr>
-        <w:tc>
-          <w:tcPr>
-            <w:tcW w:w="3470" w:type="dxa"/>
-            <w:tcBorders>
-              <w:top w:val="nil"/>
-              <w:left w:val="nil"/>
-              <w:bottom w:val="nil"/>
-              <w:right w:val="nil"/>
-            </w:tcBorders>
-            <w:tcMar>
-              <w:top w:w="100" w:type="dxa"/>
-              <w:left w:w="100" w:type="dxa"/>
-              <w:bottom w:w="100" w:type="dxa"/>
-              <w:right w:w="100" w:type="dxa"/>
-            </w:tcMar>
-            <w:hideMark/>
-          </w:tcPr>
-          <w:p>
-            <w:pPr>
-              <w:rPr>
-                <w:lang w:val="en-GB"/>
-              </w:rPr>
-            </w:pPr>
-            <w:r>
-              <w:rPr>
-                <w:lang w:val="en-GB"/>
-              </w:rPr>
-              <w:t>Pandas &amp; NumPy</w:t>
-            </w:r>
-          </w:p>
-        </w:tc>
-        <w:tc>
-          <w:tcPr>
-            <w:tcW w:w="5210" w:type="dxa"/>
-            <w:tcBorders>
-              <w:top w:val="nil"/>
-              <w:left w:val="nil"/>
-              <w:bottom w:val="nil"/>
-              <w:right w:val="nil"/>
-            </w:tcBorders>
-            <w:tcMar>
-              <w:top w:w="100" w:type="dxa"/>
-              <w:left w:w="100" w:type="dxa"/>
-              <w:bottom w:w="100" w:type="dxa"/>
-              <w:right w:w="100" w:type="dxa"/>
-            </w:tcMar>
-            <w:hideMark/>
-          </w:tcPr>
-          <w:p>
-            <w:pPr>
-              <w:rPr>
-                <w:lang w:val="en-GB"/>
-              </w:rPr>
-            </w:pPr>
-            <w:r>
-              <w:rPr>
-                <w:lang w:val="en-GB"/>
-              </w:rPr>
-              <w:t>Data loading, cleaning, feature engineering</w:t>
-            </w:r>
-          </w:p>
-        </w:tc>
-      </w:tr>
-      <w:tr>
-        <w:trPr>
-          <w:trHeight w:val="500"/>
-        </w:trPr>
-        <w:tc>
-          <w:tcPr>
-            <w:tcW w:w="3470" w:type="dxa"/>
-            <w:tcBorders>
-              <w:top w:val="nil"/>
-              <w:left w:val="nil"/>
-              <w:bottom w:val="nil"/>
-              <w:right w:val="nil"/>
-            </w:tcBorders>
-            <w:tcMar>
-              <w:top w:w="100" w:type="dxa"/>
-              <w:left w:w="100" w:type="dxa"/>
-              <w:bottom w:w="100" w:type="dxa"/>
-              <w:right w:w="100" w:type="dxa"/>
-            </w:tcMar>
-            <w:hideMark/>
-          </w:tcPr>
-          <w:p>
-            <w:pPr>
-              <w:rPr>
-                <w:lang w:val="en-GB"/>
-              </w:rPr>
-            </w:pPr>
-            <w:proofErr w:type="spellStart"/>
-            <w:r>
-              <w:rPr>
-                <w:lang w:val="en-GB"/>
-              </w:rPr>
-              <w:t>Statsmodels</w:t>
-            </w:r>
-            <w:proofErr w:type="spellEnd"/>
-          </w:p>
-        </w:tc>
-        <w:tc>
-          <w:tcPr>
-            <w:tcW w:w="5210" w:type="dxa"/>
-            <w:tcBorders>
-              <w:top w:val="nil"/>
-              <w:left w:val="nil"/>
-              <w:bottom w:val="nil"/>
-              <w:right w:val="nil"/>
-            </w:tcBorders>
-            <w:tcMar>
-              <w:top w:w="100" w:type="dxa"/>
-              <w:left w:w="100" w:type="dxa"/>
-              <w:bottom w:w="100" w:type="dxa"/>
-              <w:right w:w="100" w:type="dxa"/>
-            </w:tcMar>
-            <w:hideMark/>
-          </w:tcPr>
-          <w:p>
-            <w:pPr>
-              <w:rPr>
-                <w:lang w:val="en-GB"/>
-              </w:rPr>
-            </w:pPr>
-            <w:r>
-              <w:rPr>
-                <w:lang w:val="en-GB"/>
-              </w:rPr>
-              <w:t>SARIMA model and time series decomposition</w:t>
-            </w:r>
-          </w:p>
-        </w:tc>
-      </w:tr>
-      <w:tr>
-        <w:trPr>
-          <w:trHeight w:val="500"/>
-        </w:trPr>
-        <w:tc>
-          <w:tcPr>
-            <w:tcW w:w="3470" w:type="dxa"/>
-            <w:tcBorders>
-              <w:top w:val="nil"/>
-              <w:left w:val="nil"/>
-              <w:bottom w:val="nil"/>
-              <w:right w:val="nil"/>
-            </w:tcBorders>
-            <w:tcMar>
-              <w:top w:w="100" w:type="dxa"/>
-              <w:left w:w="100" w:type="dxa"/>
-              <w:bottom w:w="100" w:type="dxa"/>
-              <w:right w:w="100" w:type="dxa"/>
-            </w:tcMar>
-            <w:hideMark/>
-          </w:tcPr>
-          <w:p>
-            <w:pPr>
-              <w:rPr>
-                <w:lang w:val="en-GB"/>
-              </w:rPr>
-            </w:pPr>
-            <w:r>
-              <w:rPr>
-                <w:lang w:val="en-GB"/>
-              </w:rPr>
-              <w:t>Prophet</w:t>
-            </w:r>
-          </w:p>
-        </w:tc>
-        <w:tc>
-          <w:tcPr>
-            <w:tcW w:w="5210" w:type="dxa"/>
-            <w:tcBorders>
-              <w:top w:val="nil"/>
-              <w:left w:val="nil"/>
-              <w:bottom w:val="nil"/>
-              <w:right w:val="nil"/>
-            </w:tcBorders>
-            <w:tcMar>
-              <w:top w:w="100" w:type="dxa"/>
-              <w:left w:w="100" w:type="dxa"/>
-              <w:bottom w:w="100" w:type="dxa"/>
-              <w:right w:w="100" w:type="dxa"/>
-            </w:tcMar>
-            <w:hideMark/>
-          </w:tcPr>
-          <w:p>
-            <w:pPr>
-              <w:rPr>
-                <w:lang w:val="en-GB"/>
-              </w:rPr>
-            </w:pPr>
-            <w:r>
-              <w:rPr>
-                <w:lang w:val="en-GB"/>
-              </w:rPr>
-              <w:t>Facebook's production-grade forecasting library</w:t>
-            </w:r>
-          </w:p>
-        </w:tc>
-      </w:tr>
-      <w:tr>
-        <w:trPr>
-          <w:trHeight w:val="500"/>
-        </w:trPr>
-        <w:tc>
-          <w:tcPr>
-            <w:tcW w:w="3470" w:type="dxa"/>
-            <w:tcBorders>
-              <w:top w:val="nil"/>
-              <w:left w:val="nil"/>
-              <w:bottom w:val="nil"/>
-              <w:right w:val="nil"/>
-            </w:tcBorders>
-            <w:tcMar>
-              <w:top w:w="100" w:type="dxa"/>
-              <w:left w:w="100" w:type="dxa"/>
-              <w:bottom w:w="100" w:type="dxa"/>
-              <w:right w:w="100" w:type="dxa"/>
-            </w:tcMar>
-            <w:hideMark/>
-          </w:tcPr>
-          <w:p>
-            <w:pPr>
-              <w:rPr>
-                <w:lang w:val="en-GB"/>
-              </w:rPr>
-            </w:pPr>
-            <w:proofErr w:type="spellStart"/>
-            <w:r>
-              <w:rPr>
-                <w:lang w:val="en-GB"/>
-              </w:rPr>
-              <w:t>XGBoost</w:t>
-            </w:r>
-            <w:proofErr w:type="spellEnd"/>
-          </w:p>
-        </w:tc>
-        <w:tc>
-          <w:tcPr>
-            <w:tcW w:w="5210" w:type="dxa"/>
-            <w:tcBorders>
-              <w:top w:val="nil"/>
-              <w:left w:val="nil"/>
-              <w:bottom w:val="nil"/>
-              <w:right w:val="nil"/>
-            </w:tcBorders>
-            <w:tcMar>
-              <w:top w:w="100" w:type="dxa"/>
-              <w:left w:w="100" w:type="dxa"/>
-              <w:bottom w:w="100" w:type="dxa"/>
-              <w:right w:w="100" w:type="dxa"/>
-            </w:tcMar>
-            <w:hideMark/>
-          </w:tcPr>
-          <w:p>
-            <w:pPr>
-              <w:rPr>
-                <w:lang w:val="en-GB"/>
-              </w:rPr>
-            </w:pPr>
-            <w:r>
-              <w:rPr>
-                <w:lang w:val="en-GB"/>
-              </w:rPr>
-              <w:t>ML-based time series forecasting</w:t>
-            </w:r>
-          </w:p>
-        </w:tc>
-      </w:tr>
-      <w:tr>
-        <w:trPr>
-          <w:trHeight w:val="500"/>
-        </w:trPr>
-        <w:tc>
-          <w:tcPr>
-            <w:tcW w:w="3470" w:type="dxa"/>
-            <w:tcBorders>
-              <w:top w:val="nil"/>
-              <w:left w:val="nil"/>
-              <w:bottom w:val="nil"/>
-              <w:right w:val="nil"/>
-            </w:tcBorders>
-            <w:tcMar>
-              <w:top w:w="100" w:type="dxa"/>
-              <w:left w:w="100" w:type="dxa"/>
-              <w:bottom w:w="100" w:type="dxa"/>
-              <w:right w:w="100" w:type="dxa"/>
-            </w:tcMar>
-            <w:hideMark/>
-          </w:tcPr>
-          <w:p>
-            <w:pPr>
-              <w:rPr>
-                <w:lang w:val="en-GB"/>
-              </w:rPr>
-            </w:pPr>
-            <w:r>
-              <w:rPr>
-                <w:lang w:val="en-GB"/>
-              </w:rPr>
-              <w:t>Scikit-learn</w:t>
-            </w:r>
-          </w:p>
-        </w:tc>
-        <w:tc>
-          <w:tcPr>
-            <w:tcW w:w="5210" w:type="dxa"/>
-            <w:tcBorders>
-              <w:top w:val="nil"/>
-              <w:left w:val="nil"/>
-              <w:bottom w:val="nil"/>
-              <w:right w:val="nil"/>
-            </w:tcBorders>
-            <w:tcMar>
-              <w:top w:w="100" w:type="dxa"/>
-              <w:left w:w="100" w:type="dxa"/>
-              <w:bottom w:w="100" w:type="dxa"/>
-              <w:right w:w="100" w:type="dxa"/>
-            </w:tcMar>
-            <w:hideMark/>
-          </w:tcPr>
-          <w:p>
-            <w:pPr>
-              <w:rPr>
-                <w:lang w:val="en-GB"/>
-              </w:rPr>
-            </w:pPr>
-            <w:r>
-              <w:rPr>
-                <w:lang w:val="en-GB"/>
-              </w:rPr>
-              <w:t>Isolation Forest, K-Means, PCA, evaluation metrics</w:t>
-            </w:r>
-          </w:p>
-        </w:tc>
-      </w:tr>
-      <w:tr>
-        <w:trPr>
-          <w:trHeight w:val="500"/>
-        </w:trPr>
-        <w:tc>
-          <w:tcPr>
-            <w:tcW w:w="3470" w:type="dxa"/>
-            <w:tcBorders>
-              <w:top w:val="nil"/>
-              <w:left w:val="nil"/>
-              <w:bottom w:val="nil"/>
-              <w:right w:val="nil"/>
-            </w:tcBorders>
-            <w:tcMar>
-              <w:top w:w="100" w:type="dxa"/>
-              <w:left w:w="100" w:type="dxa"/>
-              <w:bottom w:w="100" w:type="dxa"/>
-              <w:right w:w="100" w:type="dxa"/>
-            </w:tcMar>
-            <w:hideMark/>
-          </w:tcPr>
-          <w:p>
-            <w:pPr>
-              <w:rPr>
-                <w:lang w:val="en-GB"/>
-              </w:rPr>
-            </w:pPr>
-            <w:r>
-              <w:rPr>
-                <w:lang w:val="en-GB"/>
-              </w:rPr>
-              <w:t xml:space="preserve">Matplotlib </w:t>
+                <w:sz w:val="24"/>
+                <w:szCs w:val="24"/>
+                <w:lang w:val="en-GB"/>
+              </w:rPr>
+              <w:t>streamlit</w:t>
             </w:r>
           </w:p>
           <w:p>
             <w:pPr>
               <w:rPr>
+                <w:sz w:val="24"/>
+                <w:szCs w:val="24"/>
                 <w:lang w:val="en-GB"/>
               </w:rPr>
             </w:pPr>
             <w:r>
               <w:rPr>
-                <w:lang w:val="en-GB"/>
-              </w:rPr>
-              <w:t xml:space="preserve"> </w:t>
+                <w:sz w:val="24"/>
+                <w:szCs w:val="24"/>
+                <w:lang w:val="en-GB"/>
+              </w:rPr>
+              <w:t>pandas</w:t>
             </w:r>
-            <w:proofErr w:type="spellStart"/>
-            <w:r>
-              <w:rPr>
-                <w:lang w:val="en-GB"/>
-              </w:rPr>
-              <w:t>Plotly</w:t>
-            </w:r>
-            <w:proofErr w:type="spellEnd"/>
           </w:p>
-        </w:tc>
-        <w:tc>
-          <w:tcPr>
-            <w:tcW w:w="5210" w:type="dxa"/>
-            <w:tcBorders>
-              <w:top w:val="nil"/>
-              <w:left w:val="nil"/>
-              <w:bottom w:val="nil"/>
-              <w:right w:val="nil"/>
-            </w:tcBorders>
-            <w:tcMar>
-              <w:top w:w="100" w:type="dxa"/>
-              <w:left w:w="100" w:type="dxa"/>
-              <w:bottom w:w="100" w:type="dxa"/>
-              <w:right w:w="100" w:type="dxa"/>
-            </w:tcMar>
-            <w:hideMark/>
-          </w:tcPr>
           <w:p>
             <w:pPr>
               <w:rPr>
+                <w:sz w:val="24"/>
+                <w:szCs w:val="24"/>
                 <w:lang w:val="en-GB"/>
               </w:rPr>
             </w:pPr>
             <w:r>
               <w:rPr>
-                <w:lang w:val="en-GB"/>
-              </w:rPr>
-              <w:t>Static and interactive charts</w:t>
+                <w:sz w:val="24"/>
+                <w:szCs w:val="24"/>
+                <w:lang w:val="en-GB"/>
+              </w:rPr>
+              <w:t>numpy</w:t>
             </w:r>
           </w:p>
-        </w:tc>
-      </w:tr>
-      <w:tr>
-        <w:trPr>
-          <w:trHeight w:val="500"/>
-        </w:trPr>
-        <w:tc>
-          <w:tcPr>
-            <w:tcW w:w="3470" w:type="dxa"/>
-            <w:tcBorders>
-              <w:top w:val="nil"/>
-              <w:left w:val="nil"/>
-              <w:bottom w:val="nil"/>
-              <w:right w:val="nil"/>
-            </w:tcBorders>
-            <w:tcMar>
-              <w:top w:w="100" w:type="dxa"/>
-              <w:left w:w="100" w:type="dxa"/>
-              <w:bottom w:w="100" w:type="dxa"/>
-              <w:right w:w="100" w:type="dxa"/>
-            </w:tcMar>
-            <w:hideMark/>
-          </w:tcPr>
           <w:p>
             <w:pPr>
               <w:rPr>
+                <w:sz w:val="24"/>
+                <w:szCs w:val="24"/>
                 <w:lang w:val="en-GB"/>
               </w:rPr>
             </w:pPr>
-            <w:proofErr w:type="spellStart"/>
             <w:r>
               <w:rPr>
-                <w:lang w:val="en-GB"/>
-              </w:rPr>
-              <w:t>Streamlit</w:t>
+                <w:sz w:val="24"/>
+                <w:szCs w:val="24"/>
+                <w:lang w:val="en-GB"/>
+              </w:rPr>
+              <w:t>matplotlib</w:t>
             </w:r>
-            <w:proofErr w:type="spellEnd"/>
           </w:p>
-        </w:tc>
-        <w:tc>
-          <w:tcPr>
-            <w:tcW w:w="5210" w:type="dxa"/>
-            <w:tcBorders>
-              <w:top w:val="nil"/>
-              <w:left w:val="nil"/>
-              <w:bottom w:val="nil"/>
-              <w:right w:val="nil"/>
-            </w:tcBorders>
-            <w:tcMar>
-              <w:top w:w="100" w:type="dxa"/>
-              <w:left w:w="100" w:type="dxa"/>
-              <w:bottom w:w="100" w:type="dxa"/>
-              <w:right w:w="100" w:type="dxa"/>
-            </w:tcMar>
-            <w:hideMark/>
-          </w:tcPr>
           <w:p>
             <w:pPr>
               <w:rPr>
+                <w:sz w:val="24"/>
+                <w:szCs w:val="24"/>
                 <w:lang w:val="en-GB"/>
               </w:rPr>
             </w:pPr>
             <w:r>
               <w:rPr>
-                <w:lang w:val="en-GB"/>
-              </w:rPr>
-              <w:t>Interactive dashboard deployment</w:t>
+                <w:sz w:val="24"/>
+                <w:szCs w:val="24"/>
+                <w:lang w:val="en-GB"/>
+              </w:rPr>
+              <w:t>scikit-learn</w:t>
             </w:r>
           </w:p>
-        </w:tc>
-      </w:tr>
-      <w:tr>
-        <w:trPr>
-          <w:trHeight w:val="500"/>
-        </w:trPr>
-        <w:tc>
-          <w:tcPr>
-            <w:tcW w:w="3470" w:type="dxa"/>
-            <w:tcBorders>
-              <w:top w:val="nil"/>
-              <w:left w:val="nil"/>
-              <w:bottom w:val="nil"/>
-              <w:right w:val="nil"/>
-            </w:tcBorders>
-            <w:tcMar>
-              <w:top w:w="100" w:type="dxa"/>
-              <w:left w:w="100" w:type="dxa"/>
-              <w:bottom w:w="100" w:type="dxa"/>
-              <w:right w:w="100" w:type="dxa"/>
-            </w:tcMar>
-            <w:hideMark/>
-          </w:tcPr>
           <w:p>
             <w:pPr>
               <w:rPr>
+                <w:sz w:val="24"/>
+                <w:szCs w:val="24"/>
                 <w:lang w:val="en-GB"/>
               </w:rPr>
             </w:pPr>
             <w:r>
               <w:rPr>
-                <w:lang w:val="en-GB"/>
-              </w:rPr>
-              <w:t>Git &amp; GitHub</w:t>
+                <w:sz w:val="24"/>
+                <w:szCs w:val="24"/>
+                <w:lang w:val="en-GB"/>
+              </w:rPr>
+              <w:t>xgboost</w:t>
             </w:r>
           </w:p>
-        </w:tc>
-        <w:tc>
-          <w:tcPr>
-            <w:tcW w:w="5210" w:type="dxa"/>
-            <w:tcBorders>
-              <w:top w:val="nil"/>
-              <w:left w:val="nil"/>
-              <w:bottom w:val="nil"/>
-              <w:right w:val="nil"/>
-            </w:tcBorders>
-            <w:tcMar>
-              <w:top w:w="100" w:type="dxa"/>
-              <w:left w:w="100" w:type="dxa"/>
-              <w:bottom w:w="100" w:type="dxa"/>
-              <w:right w:w="100" w:type="dxa"/>
-            </w:tcMar>
-            <w:hideMark/>
-          </w:tcPr>
           <w:p>
             <w:pPr>
               <w:rPr>
+                <w:sz w:val="24"/>
+                <w:szCs w:val="24"/>
                 <w:lang w:val="en-GB"/>
               </w:rPr>
             </w:pPr>
             <w:r>
               <w:rPr>
-                <w:lang w:val="en-GB"/>
-              </w:rPr>
-              <w:t>Version control and code submission</w:t>
+                <w:sz w:val="24"/>
+                <w:szCs w:val="24"/>
+                <w:lang w:val="en-GB"/>
+              </w:rPr>
+              <w:t>statsmodels</w:t>
+            </w:r>
+          </w:p>
+          <w:p>
+            <w:pPr>
+              <w:rPr>
+                <w:sz w:val="24"/>
+                <w:szCs w:val="24"/>
+                <w:lang w:val="en-GB"/>
+              </w:rPr>
+            </w:pPr>
+            <w:r>
+              <w:rPr>
+                <w:sz w:val="24"/>
+                <w:szCs w:val="24"/>
+                <w:lang w:val="en-GB"/>
+              </w:rPr>
+              <w:t>prophet</w:t>
+            </w:r>
+          </w:p>
+          <w:p>
+            <w:pPr>
+              <w:rPr>
+                <w:sz w:val="24"/>
+                <w:szCs w:val="24"/>
+                <w:lang w:val="en-GB"/>
+              </w:rPr>
+            </w:pPr>
+            <w:r>
+              <w:rPr>
+                <w:sz w:val="24"/>
+                <w:szCs w:val="24"/>
+                <w:lang w:val="en-GB"/>
+              </w:rPr>
+              <w:t>Google Colab</w:t>
+            </w:r>
+          </w:p>
+          <w:p>
+            <w:pPr>
+              <w:rPr>
+                <w:sz w:val="24"/>
+                <w:szCs w:val="24"/>
+                <w:lang w:val="en-GB"/>
+              </w:rPr>
+            </w:pPr>
+            <w:r>
+              <w:rPr>
+                <w:sz w:val="24"/>
+                <w:szCs w:val="24"/>
+                <w:lang w:val="en-GB"/>
+              </w:rPr>
+              <w:t>GitHub</w:t>
             </w:r>
           </w:p>
         </w:tc>
@@ -842,6 +258,100 @@
     </w:sectPr>
   </w:body>
 </w:document>
+</file>
+
+<file path=word/numbering.xml><?xml version="1.0" encoding="utf-8"?>
+<w:numbering xmlns:wpc="http://schemas.microsoft.com/office/word/2010/wordprocessingCanvas" xmlns:cx="http://schemas.microsoft.com/office/drawing/2014/chartex" xmlns:cx1="http://schemas.microsoft.com/office/drawing/2015/9/8/chartex" xmlns:cx2="http://schemas.microsoft.com/office/drawing/2015/10/21/chartex" xmlns:cx3="http://schemas.microsoft.com/office/drawing/2016/5/9/chartex" xmlns:cx4="http://schemas.microsoft.com/office/drawing/2016/5/10/chartex" xmlns:cx5="http://schemas.microsoft.com/office/drawing/2016/5/11/chartex" xmlns:cx6="http://schemas.microsoft.com/office/drawing/2016/5/12/chartex" xmlns:cx7="http://schemas.microsoft.com/office/drawing/2016/5/13/chartex" xmlns:cx8="http://schemas.microsoft.com/office/drawing/2016/5/14/chartex" xmlns:mc="http://schemas.openxmlformats.org/markup-compatibility/2006" xmlns:aink="http://schemas.microsoft.com/office/drawing/2016/ink" xmlns:am3d="http://schemas.microsoft.com/office/drawing/2017/model3d" xmlns:o="urn:schemas-microsoft-com:office:office" xmlns:oel="http://schemas.microsoft.com/office/2019/extlst" xmlns:r="http://schemas.openxmlformats.org/officeDocument/2006/relationships" xmlns:m="http://schemas.openxmlformats.org/officeDocument/2006/math" xmlns:v="urn:schemas-microsoft-com:vml" xmlns:wp14="http://schemas.microsoft.com/office/word/2010/wordprocessingDrawing" xmlns:wp="http://schemas.openxmlformats.org/drawingml/2006/wordprocessingDrawing" xmlns:w10="urn:schemas-microsoft-com:office:word" xmlns:w="http://schemas.openxmlformats.org/wordprocessingml/2006/main" xmlns:w14="http://schemas.microsoft.com/office/word/2010/wordml" xmlns:w15="http://schemas.microsoft.com/office/word/2012/wordml" xmlns:w16cex="http://schemas.microsoft.com/office/word/2018/wordml/cex" xmlns:w16cid="http://schemas.microsoft.com/office/word/2016/wordml/cid" xmlns:w16="http://schemas.microsoft.com/office/word/2018/wordml" xmlns:w16du="http://schemas.microsoft.com/office/word/2023/wordml/word16du" xmlns:w16sdtdh="http://schemas.microsoft.com/office/word/2020/wordml/sdtdatahash" xmlns:w16sdtfl="http://schemas.microsoft.com/office/word/2024/wordml/sdtformatlock" xmlns:w16se="http://schemas.microsoft.com/office/word/2015/wordml/symex" xmlns:wpg="http://schemas.microsoft.com/office/word/2010/wordprocessingGroup" xmlns:wpi="http://schemas.microsoft.com/office/word/2010/wordprocessingInk" xmlns:wne="http://schemas.microsoft.com/office/word/2006/wordml" xmlns:wps="http://schemas.microsoft.com/office/word/2010/wordprocessingShape" mc:Ignorable="w14 w15 w16se w16cid w16 w16cex w16sdtdh w16sdtfl w16du wp14">
+  <w:abstractNum w:abstractNumId="0" w15:restartNumberingAfterBreak="0">
+    <w:nsid w:val="68F12307"/>
+    <w:multiLevelType w:val="hybridMultilevel"/>
+    <w:tmpl w:val="1C0AF764"/>
+    <w:lvl w:ilvl="0" w:tplc="4009000F">
+      <w:start w:val="1"/>
+      <w:numFmt w:val="decimal"/>
+      <w:lvlText w:val="%1."/>
+      <w:lvlJc w:val="left"/>
+      <w:pPr>
+        <w:ind w:left="720" w:hanging="360"/>
+      </w:pPr>
+    </w:lvl>
+    <w:lvl w:ilvl="1" w:tplc="40090019" w:tentative="1">
+      <w:start w:val="1"/>
+      <w:numFmt w:val="lowerLetter"/>
+      <w:lvlText w:val="%2."/>
+      <w:lvlJc w:val="left"/>
+      <w:pPr>
+        <w:ind w:left="1440" w:hanging="360"/>
+      </w:pPr>
+    </w:lvl>
+    <w:lvl w:ilvl="2" w:tplc="4009001B" w:tentative="1">
+      <w:start w:val="1"/>
+      <w:numFmt w:val="lowerRoman"/>
+      <w:lvlText w:val="%3."/>
+      <w:lvlJc w:val="right"/>
+      <w:pPr>
+        <w:ind w:left="2160" w:hanging="180"/>
+      </w:pPr>
+    </w:lvl>
+    <w:lvl w:ilvl="3" w:tplc="4009000F" w:tentative="1">
+      <w:start w:val="1"/>
+      <w:numFmt w:val="decimal"/>
+      <w:lvlText w:val="%4."/>
+      <w:lvlJc w:val="left"/>
+      <w:pPr>
+        <w:ind w:left="2880" w:hanging="360"/>
+      </w:pPr>
+    </w:lvl>
+    <w:lvl w:ilvl="4" w:tplc="40090019" w:tentative="1">
+      <w:start w:val="1"/>
+      <w:numFmt w:val="lowerLetter"/>
+      <w:lvlText w:val="%5."/>
+      <w:lvlJc w:val="left"/>
+      <w:pPr>
+        <w:ind w:left="3600" w:hanging="360"/>
+      </w:pPr>
+    </w:lvl>
+    <w:lvl w:ilvl="5" w:tplc="4009001B" w:tentative="1">
+      <w:start w:val="1"/>
+      <w:numFmt w:val="lowerRoman"/>
+      <w:lvlText w:val="%6."/>
+      <w:lvlJc w:val="right"/>
+      <w:pPr>
+        <w:ind w:left="4320" w:hanging="180"/>
+      </w:pPr>
+    </w:lvl>
+    <w:lvl w:ilvl="6" w:tplc="4009000F" w:tentative="1">
+      <w:start w:val="1"/>
+      <w:numFmt w:val="decimal"/>
+      <w:lvlText w:val="%7."/>
+      <w:lvlJc w:val="left"/>
+      <w:pPr>
+        <w:ind w:left="5040" w:hanging="360"/>
+      </w:pPr>
+    </w:lvl>
+    <w:lvl w:ilvl="7" w:tplc="40090019" w:tentative="1">
+      <w:start w:val="1"/>
+      <w:numFmt w:val="lowerLetter"/>
+      <w:lvlText w:val="%8."/>
+      <w:lvlJc w:val="left"/>
+      <w:pPr>
+        <w:ind w:left="5760" w:hanging="360"/>
+      </w:pPr>
+    </w:lvl>
+    <w:lvl w:ilvl="8" w:tplc="4009001B" w:tentative="1">
+      <w:start w:val="1"/>
+      <w:numFmt w:val="lowerRoman"/>
+      <w:lvlText w:val="%9."/>
+      <w:lvlJc w:val="right"/>
+      <w:pPr>
+        <w:ind w:left="6480" w:hanging="180"/>
+      </w:pPr>
+    </w:lvl>
+  </w:abstractNum>
+  <w:num w:numId="1" w16cid:durableId="835653388">
+    <w:abstractNumId w:val="0"/>
+  </w:num>
+</w:numbering>
 </file>
 
 <file path=word/styles.xml><?xml version="1.0" encoding="utf-8"?>
